--- a/CÔNG TY TNHH THƯƠNG MẠI ĐỒNG LIÊN/Đồng Liên_Tăng vốn/DongLien_QDCSH.docx
+++ b/CÔNG TY TNHH THƯƠNG MẠI ĐỒNG LIÊN/Đồng Liên_Tăng vốn/DongLien_QDCSH.docx
@@ -285,7 +285,7 @@
                 <w:sz w:val="26"/>
                 <w:szCs w:val="26"/>
               </w:rPr>
-              <w:t xml:space="preserve"> ngày 16</w:t>
+              <w:t xml:space="preserve"> ngày </w:t>
             </w:r>
             <w:r>
               <w:rPr>
@@ -296,7 +296,7 @@
                 <w:sz w:val="26"/>
                 <w:szCs w:val="26"/>
               </w:rPr>
-              <w:t xml:space="preserve"> tháng </w:t>
+              <w:t>2</w:t>
             </w:r>
             <w:r>
               <w:rPr>
@@ -307,8 +307,21 @@
                 <w:sz w:val="26"/>
                 <w:szCs w:val="26"/>
               </w:rPr>
-              <w:t>9</w:t>
-            </w:r>
+              <w:t xml:space="preserve"> tháng </w:t>
+            </w:r>
+            <w:r>
+              <w:rPr>
+                <w:rFonts w:ascii="Times New Roman" w:hAnsi="Times New Roman" w:cs="Times New Roman"/>
+                <w:i/>
+                <w:iCs/>
+                <w:color w:val="000000" w:themeColor="text1"/>
+                <w:sz w:val="26"/>
+                <w:szCs w:val="26"/>
+              </w:rPr>
+              <w:t>10</w:t>
+            </w:r>
+            <w:bookmarkStart w:id="0" w:name="_GoBack"/>
+            <w:bookmarkEnd w:id="0"/>
             <w:r>
               <w:rPr>
                 <w:rFonts w:ascii="Times New Roman" w:hAnsi="Times New Roman" w:cs="Times New Roman"/>
@@ -536,7 +549,7 @@
               </wp:anchor>
             </w:drawing>
           </mc:Choice>
-          <mc:Fallback xmlns:cx2="http://schemas.microsoft.com/office/drawing/2015/10/21/chartex" xmlns:cx3="http://schemas.microsoft.com/office/drawing/2016/5/9/chartex" xmlns:cx4="http://schemas.microsoft.com/office/drawing/2016/5/10/chartex" xmlns:cx5="http://schemas.microsoft.com/office/drawing/2016/5/11/chartex" xmlns:cx6="http://schemas.microsoft.com/office/drawing/2016/5/12/chartex" xmlns:cx7="http://schemas.microsoft.com/office/drawing/2016/5/13/chartex" xmlns:cx8="http://schemas.microsoft.com/office/drawing/2016/5/14/chartex" xmlns:aink="http://schemas.microsoft.com/office/drawing/2016/ink" xmlns:am3d="http://schemas.microsoft.com/office/drawing/2017/model3d" xmlns:oel="http://schemas.microsoft.com/office/2019/extlst" xmlns:w16cex="http://schemas.microsoft.com/office/word/2018/wordml/cex" xmlns:w16cid="http://schemas.microsoft.com/office/word/2016/wordml/cid" xmlns:w16="http://schemas.microsoft.com/office/word/2018/wordml" xmlns:w16du="http://schemas.microsoft.com/office/word/2023/wordml/word16du" xmlns:w16sdtdh="http://schemas.microsoft.com/office/word/2020/wordml/sdtdatahash" xmlns:w16sdtfl="http://schemas.microsoft.com/office/word/2024/wordml/sdtformatlock">
+          <mc:Fallback xmlns:w16sdtfl="http://schemas.microsoft.com/office/word/2024/wordml/sdtformatlock" xmlns:w16sdtdh="http://schemas.microsoft.com/office/word/2020/wordml/sdtdatahash" xmlns:w16du="http://schemas.microsoft.com/office/word/2023/wordml/word16du" xmlns:w16="http://schemas.microsoft.com/office/word/2018/wordml" xmlns:w16cid="http://schemas.microsoft.com/office/word/2016/wordml/cid" xmlns:w16cex="http://schemas.microsoft.com/office/word/2018/wordml/cex" xmlns:oel="http://schemas.microsoft.com/office/2019/extlst" xmlns:am3d="http://schemas.microsoft.com/office/drawing/2017/model3d" xmlns:aink="http://schemas.microsoft.com/office/drawing/2016/ink" xmlns:cx8="http://schemas.microsoft.com/office/drawing/2016/5/14/chartex" xmlns:cx7="http://schemas.microsoft.com/office/drawing/2016/5/13/chartex" xmlns:cx6="http://schemas.microsoft.com/office/drawing/2016/5/12/chartex" xmlns:cx5="http://schemas.microsoft.com/office/drawing/2016/5/11/chartex" xmlns:cx4="http://schemas.microsoft.com/office/drawing/2016/5/10/chartex" xmlns:cx3="http://schemas.microsoft.com/office/drawing/2016/5/9/chartex" xmlns:cx2="http://schemas.microsoft.com/office/drawing/2015/10/21/chartex">
             <w:pict>
               <v:shapetype w14:anchorId="6F2ACA0D" id="_x0000_t32" coordsize="21600,21600" o:spt="32" o:oned="t" path="m,l21600,21600e" filled="f">
                 <v:path arrowok="t" fillok="f" o:connecttype="none"/>
@@ -569,8 +582,6 @@
         </w:rPr>
         <w:t>CHỦ SỞ HỮU</w:t>
       </w:r>
-      <w:bookmarkStart w:id="0" w:name="_GoBack"/>
-      <w:bookmarkEnd w:id="0"/>
       <w:r>
         <w:rPr>
           <w:rFonts w:ascii="Times New Roman" w:eastAsia="Times New Roman" w:hAnsi="Times New Roman" w:cs="Times New Roman"/>
@@ -4393,6 +4404,30 @@
 </file>
 
 <file path=customXml/item1.xml><?xml version="1.0" encoding="utf-8"?>
+<?mso-contentType ?>
+<FormTemplates xmlns="http://schemas.microsoft.com/sharepoint/v3/contenttype/forms">
+  <Display>DocumentLibraryForm</Display>
+  <Edit>DocumentLibraryForm</Edit>
+  <New>DocumentLibraryForm</New>
+</FormTemplates>
+</file>
+
+<file path=customXml/item2.xml><?xml version="1.0" encoding="utf-8"?>
+<p:properties xmlns:p="http://schemas.microsoft.com/office/2006/metadata/properties" xmlns:xsi="http://www.w3.org/2001/XMLSchema-instance" xmlns:pc="http://schemas.microsoft.com/office/infopath/2007/PartnerControls">
+  <documentManagement>
+    <AlternateThumbnailUrl xmlns="http://schemas.microsoft.com/sharepoint/v3">
+      <Url xsi:nil="true"/>
+      <Description xsi:nil="true"/>
+    </AlternateThumbnailUrl>
+    <VideoThumbnail xmlns="4ae7861e-4bff-47fb-9754-a3da037d4eb5" xsi:nil="true"/>
+    <ImageCreateDate xmlns="http://schemas.microsoft.com/sharepoint/v3" xsi:nil="true"/>
+    <GetImgForVideo xmlns="4ae7861e-4bff-47fb-9754-a3da037d4eb5" xsi:nil="true"/>
+    <Description xmlns="http://schemas.microsoft.com/sharepoint/v3" xsi:nil="true"/>
+  </documentManagement>
+</p:properties>
+</file>
+
+<file path=customXml/item3.xml><?xml version="1.0" encoding="utf-8"?>
 <ct:contentTypeSchema xmlns:ct="http://schemas.microsoft.com/office/2006/metadata/contentType" xmlns:ma="http://schemas.microsoft.com/office/2006/metadata/properties/metaAttributes" ct:_="" ma:_="" ma:contentTypeName="Picture" ma:contentTypeID="0x0101020088C615AFA6081A4EAC6D0C7B5DE5004C" ma:contentTypeVersion="3" ma:contentTypeDescription="Upload an image or a photograph." ma:contentTypeScope="" ma:versionID="8a358c36b680c6236bc77b7a1286c80c">
   <xsd:schema xmlns:xsd="http://www.w3.org/2001/XMLSchema" xmlns:xs="http://www.w3.org/2001/XMLSchema" xmlns:p="http://schemas.microsoft.com/office/2006/metadata/properties" xmlns:ns1="http://schemas.microsoft.com/sharepoint/v3" xmlns:ns2="4ae7861e-4bff-47fb-9754-a3da037d4eb5" targetNamespace="http://schemas.microsoft.com/office/2006/metadata/properties" ma:root="true" ma:fieldsID="1315e3235dfc98430f19347398624d38" ns1:_="" ns2:_="">
     <xsd:import namespace="http://schemas.microsoft.com/sharepoint/v3"/>
@@ -4580,31 +4615,26 @@
 </ct:contentTypeSchema>
 </file>
 
-<file path=customXml/item2.xml><?xml version="1.0" encoding="utf-8"?>
-<p:properties xmlns:p="http://schemas.microsoft.com/office/2006/metadata/properties" xmlns:xsi="http://www.w3.org/2001/XMLSchema-instance" xmlns:pc="http://schemas.microsoft.com/office/infopath/2007/PartnerControls">
-  <documentManagement>
-    <AlternateThumbnailUrl xmlns="http://schemas.microsoft.com/sharepoint/v3">
-      <Url xsi:nil="true"/>
-      <Description xsi:nil="true"/>
-    </AlternateThumbnailUrl>
-    <VideoThumbnail xmlns="4ae7861e-4bff-47fb-9754-a3da037d4eb5" xsi:nil="true"/>
-    <ImageCreateDate xmlns="http://schemas.microsoft.com/sharepoint/v3" xsi:nil="true"/>
-    <GetImgForVideo xmlns="4ae7861e-4bff-47fb-9754-a3da037d4eb5" xsi:nil="true"/>
-    <Description xmlns="http://schemas.microsoft.com/sharepoint/v3" xsi:nil="true"/>
-  </documentManagement>
-</p:properties>
+<file path=customXml/itemProps1.xml><?xml version="1.0" encoding="utf-8"?>
+<ds:datastoreItem xmlns:ds="http://schemas.openxmlformats.org/officeDocument/2006/customXml" ds:itemID="{AFD07A8A-035B-44B3-8740-60045F8E4C9F}">
+  <ds:schemaRefs>
+    <ds:schemaRef ds:uri="http://schemas.microsoft.com/sharepoint/v3/contenttype/forms"/>
+  </ds:schemaRefs>
+</ds:datastoreItem>
 </file>
 
-<file path=customXml/item3.xml><?xml version="1.0" encoding="utf-8"?>
-<?mso-contentType ?>
-<FormTemplates xmlns="http://schemas.microsoft.com/sharepoint/v3/contenttype/forms">
-  <Display>DocumentLibraryForm</Display>
-  <Edit>DocumentLibraryForm</Edit>
-  <New>DocumentLibraryForm</New>
-</FormTemplates>
+<file path=customXml/itemProps2.xml><?xml version="1.0" encoding="utf-8"?>
+<ds:datastoreItem xmlns:ds="http://schemas.openxmlformats.org/officeDocument/2006/customXml" ds:itemID="{DFBF5159-804B-4563-9B15-6A0468B25410}">
+  <ds:schemaRefs>
+    <ds:schemaRef ds:uri="http://schemas.microsoft.com/office/2006/metadata/properties"/>
+    <ds:schemaRef ds:uri="http://schemas.microsoft.com/office/infopath/2007/PartnerControls"/>
+    <ds:schemaRef ds:uri="http://schemas.microsoft.com/sharepoint/v3"/>
+    <ds:schemaRef ds:uri="4ae7861e-4bff-47fb-9754-a3da037d4eb5"/>
+  </ds:schemaRefs>
+</ds:datastoreItem>
 </file>
 
-<file path=customXml/itemProps1.xml><?xml version="1.0" encoding="utf-8"?>
+<file path=customXml/itemProps3.xml><?xml version="1.0" encoding="utf-8"?>
 <ds:datastoreItem xmlns:ds="http://schemas.openxmlformats.org/officeDocument/2006/customXml" ds:itemID="{8032CC91-C47F-435F-963C-35AB8945FB24}">
   <ds:schemaRefs>
     <ds:schemaRef ds:uri="http://schemas.microsoft.com/office/2006/metadata/contentType"/>
@@ -4621,23 +4651,4 @@
     <ds:schemaRef ds:uri="http://schemas.microsoft.com/internal/obd"/>
   </ds:schemaRefs>
 </ds:datastoreItem>
-</file>
-
-<file path=customXml/itemProps2.xml><?xml version="1.0" encoding="utf-8"?>
-<ds:datastoreItem xmlns:ds="http://schemas.openxmlformats.org/officeDocument/2006/customXml" ds:itemID="{DFBF5159-804B-4563-9B15-6A0468B25410}">
-  <ds:schemaRefs>
-    <ds:schemaRef ds:uri="http://schemas.microsoft.com/office/2006/metadata/properties"/>
-    <ds:schemaRef ds:uri="http://schemas.microsoft.com/office/infopath/2007/PartnerControls"/>
-    <ds:schemaRef ds:uri="http://schemas.microsoft.com/sharepoint/v3"/>
-    <ds:schemaRef ds:uri="4ae7861e-4bff-47fb-9754-a3da037d4eb5"/>
-  </ds:schemaRefs>
-</ds:datastoreItem>
-</file>
-
-<file path=customXml/itemProps3.xml><?xml version="1.0" encoding="utf-8"?>
-<ds:datastoreItem xmlns:ds="http://schemas.openxmlformats.org/officeDocument/2006/customXml" ds:itemID="{AFD07A8A-035B-44B3-8740-60045F8E4C9F}">
-  <ds:schemaRefs>
-    <ds:schemaRef ds:uri="http://schemas.microsoft.com/sharepoint/v3/contenttype/forms"/>
-  </ds:schemaRefs>
-</ds:datastoreItem>
 </file>